--- a/assignment_2/Assignment_2.docx
+++ b/assignment_2/Assignment_2.docx
@@ -4,16 +4,19 @@
   <w:body>
     <w:p>
       <w:pPr>
-        <w:ind w:left="2880"/>
+        <w:jc w:val="center"/>
         <w:rPr>
           <w:rFonts w:ascii="Times New Roman" w:hAnsi="Times New Roman" w:cs="Times New Roman"/>
           <w:b/>
           <w:bCs/>
           <w:sz w:val="24"/>
           <w:szCs w:val="24"/>
-          <w:lang w:val="en-US"/>
-        </w:rPr>
-      </w:pPr>
+          <w:lang w:val="en"/>
+        </w:rPr>
+      </w:pPr>
+      <w:bookmarkStart w:id="0" w:name="_5hl61mreral9"/>
+      <w:bookmarkEnd w:id="0"/>
+      <w:proofErr w:type="gramStart"/>
       <w:r>
         <w:rPr>
           <w:rFonts w:ascii="Times New Roman" w:hAnsi="Times New Roman" w:cs="Times New Roman"/>
@@ -21,10 +24,11 @@
           <w:bCs/>
           <w:sz w:val="24"/>
           <w:szCs w:val="24"/>
-          <w:lang w:val="en-US"/>
-        </w:rPr>
-        <w:t xml:space="preserve">Name: </w:t>
-      </w:r>
+          <w:lang w:val="en"/>
+        </w:rPr>
+        <w:t>Name :</w:t>
+      </w:r>
+      <w:proofErr w:type="gramEnd"/>
       <w:r>
         <w:rPr>
           <w:rFonts w:ascii="Times New Roman" w:hAnsi="Times New Roman" w:cs="Times New Roman"/>
@@ -32,23 +36,22 @@
           <w:bCs/>
           <w:sz w:val="24"/>
           <w:szCs w:val="24"/>
-          <w:lang w:val="en-US"/>
-        </w:rPr>
-        <w:t>Yash Maske</w:t>
-      </w:r>
-    </w:p>
-    <w:p>
-      <w:pPr>
-        <w:ind w:left="2880"/>
+          <w:lang w:val="en"/>
+        </w:rPr>
+        <w:t xml:space="preserve"> Ashutosh Shinde</w:t>
+      </w:r>
+      <w:r>
         <w:rPr>
           <w:rFonts w:ascii="Times New Roman" w:hAnsi="Times New Roman" w:cs="Times New Roman"/>
           <w:b/>
           <w:bCs/>
           <w:sz w:val="24"/>
           <w:szCs w:val="24"/>
-          <w:lang w:val="en-US"/>
-        </w:rPr>
-      </w:pPr>
+          <w:lang w:val="en"/>
+        </w:rPr>
+        <w:br/>
+      </w:r>
+      <w:proofErr w:type="gramStart"/>
       <w:r>
         <w:rPr>
           <w:rFonts w:ascii="Times New Roman" w:hAnsi="Times New Roman" w:cs="Times New Roman"/>
@@ -56,10 +59,11 @@
           <w:bCs/>
           <w:sz w:val="24"/>
           <w:szCs w:val="24"/>
-          <w:lang w:val="en-US"/>
-        </w:rPr>
-        <w:t>PRN no: 22310</w:t>
-      </w:r>
+          <w:lang w:val="en"/>
+        </w:rPr>
+        <w:t>Prn :</w:t>
+      </w:r>
+      <w:proofErr w:type="gramEnd"/>
       <w:r>
         <w:rPr>
           <w:rFonts w:ascii="Times New Roman" w:hAnsi="Times New Roman" w:cs="Times New Roman"/>
@@ -67,9 +71,9 @@
           <w:bCs/>
           <w:sz w:val="24"/>
           <w:szCs w:val="24"/>
-          <w:lang w:val="en-US"/>
-        </w:rPr>
-        <w:t>125</w:t>
+          <w:lang w:val="en"/>
+        </w:rPr>
+        <w:t xml:space="preserve"> 22310120</w:t>
       </w:r>
       <w:r>
         <w:rPr>
@@ -78,10 +82,12 @@
           <w:bCs/>
           <w:sz w:val="24"/>
           <w:szCs w:val="24"/>
-          <w:lang w:val="en-US"/>
-        </w:rPr>
-        <w:t xml:space="preserve">   Roll no: 382</w:t>
-      </w:r>
+          <w:lang w:val="en"/>
+        </w:rPr>
+        <w:br/>
+        <w:t xml:space="preserve">Roll </w:t>
+      </w:r>
+      <w:proofErr w:type="gramStart"/>
       <w:r>
         <w:rPr>
           <w:rFonts w:ascii="Times New Roman" w:hAnsi="Times New Roman" w:cs="Times New Roman"/>
@@ -89,46 +95,21 @@
           <w:bCs/>
           <w:sz w:val="24"/>
           <w:szCs w:val="24"/>
-          <w:lang w:val="en-US"/>
-        </w:rPr>
-        <w:t>007</w:t>
-      </w:r>
-    </w:p>
-    <w:p>
-      <w:pPr>
-        <w:ind w:left="2880"/>
+          <w:lang w:val="en"/>
+        </w:rPr>
+        <w:t>No :</w:t>
+      </w:r>
+      <w:proofErr w:type="gramEnd"/>
+      <w:r>
         <w:rPr>
           <w:rFonts w:ascii="Times New Roman" w:hAnsi="Times New Roman" w:cs="Times New Roman"/>
           <w:b/>
           <w:bCs/>
           <w:sz w:val="24"/>
           <w:szCs w:val="24"/>
-          <w:lang w:val="en-US"/>
-        </w:rPr>
-      </w:pPr>
-      <w:proofErr w:type="gramStart"/>
-      <w:r>
-        <w:rPr>
-          <w:rFonts w:ascii="Times New Roman" w:hAnsi="Times New Roman" w:cs="Times New Roman"/>
-          <w:b/>
-          <w:bCs/>
-          <w:sz w:val="24"/>
-          <w:szCs w:val="24"/>
-          <w:lang w:val="en-US"/>
-        </w:rPr>
-        <w:t>Class :</w:t>
-      </w:r>
-      <w:proofErr w:type="gramEnd"/>
-      <w:r>
-        <w:rPr>
-          <w:rFonts w:ascii="Times New Roman" w:hAnsi="Times New Roman" w:cs="Times New Roman"/>
-          <w:b/>
-          <w:bCs/>
-          <w:sz w:val="24"/>
-          <w:szCs w:val="24"/>
-          <w:lang w:val="en-US"/>
-        </w:rPr>
-        <w:t xml:space="preserve"> TY CSE AI B</w:t>
+          <w:lang w:val="en"/>
+        </w:rPr>
+        <w:t xml:space="preserve"> 382006</w:t>
       </w:r>
     </w:p>
     <w:p>
@@ -157,7 +138,73 @@
           <w:sz w:val="28"/>
           <w:szCs w:val="28"/>
         </w:rPr>
-        <w:t>Practical Assignment 2 : Implement Prompt Engineering Approaches: Interview Approach, Chain of Thought (CoT), Tree of Thought (ToT), Zero-Shot and Few-Shot Prompting</w:t>
+        <w:t xml:space="preserve">Practical Assignment </w:t>
+      </w:r>
+      <w:proofErr w:type="gramStart"/>
+      <w:r>
+        <w:rPr>
+          <w:rFonts w:ascii="Times New Roman" w:hAnsi="Times New Roman" w:cs="Times New Roman"/>
+          <w:b/>
+          <w:bCs/>
+          <w:sz w:val="28"/>
+          <w:szCs w:val="28"/>
+        </w:rPr>
+        <w:t>2 :</w:t>
+      </w:r>
+      <w:proofErr w:type="gramEnd"/>
+      <w:r>
+        <w:rPr>
+          <w:rFonts w:ascii="Times New Roman" w:hAnsi="Times New Roman" w:cs="Times New Roman"/>
+          <w:b/>
+          <w:bCs/>
+          <w:sz w:val="28"/>
+          <w:szCs w:val="28"/>
+        </w:rPr>
+        <w:t xml:space="preserve"> Implement Prompt Engineering Approaches: Interview Approach, Chain of Thought (</w:t>
+      </w:r>
+      <w:proofErr w:type="spellStart"/>
+      <w:r>
+        <w:rPr>
+          <w:rFonts w:ascii="Times New Roman" w:hAnsi="Times New Roman" w:cs="Times New Roman"/>
+          <w:b/>
+          <w:bCs/>
+          <w:sz w:val="28"/>
+          <w:szCs w:val="28"/>
+        </w:rPr>
+        <w:t>CoT</w:t>
+      </w:r>
+      <w:proofErr w:type="spellEnd"/>
+      <w:r>
+        <w:rPr>
+          <w:rFonts w:ascii="Times New Roman" w:hAnsi="Times New Roman" w:cs="Times New Roman"/>
+          <w:b/>
+          <w:bCs/>
+          <w:sz w:val="28"/>
+          <w:szCs w:val="28"/>
+        </w:rPr>
+        <w:t>), Tree of Thought (</w:t>
+      </w:r>
+      <w:proofErr w:type="spellStart"/>
+      <w:r>
+        <w:rPr>
+          <w:rFonts w:ascii="Times New Roman" w:hAnsi="Times New Roman" w:cs="Times New Roman"/>
+          <w:b/>
+          <w:bCs/>
+          <w:sz w:val="28"/>
+          <w:szCs w:val="28"/>
+        </w:rPr>
+        <w:t>ToT</w:t>
+      </w:r>
+      <w:proofErr w:type="spellEnd"/>
+      <w:r>
+        <w:rPr>
+          <w:rFonts w:ascii="Times New Roman" w:hAnsi="Times New Roman" w:cs="Times New Roman"/>
+          <w:b/>
+          <w:bCs/>
+          <w:sz w:val="28"/>
+          <w:szCs w:val="28"/>
+        </w:rPr>
+        <w:t>), Zero-Shot and Few-Shot Prompting</w:t>
       </w:r>
     </w:p>
     <w:p>
@@ -202,7 +249,43 @@
           <w:b/>
           <w:bCs/>
         </w:rPr>
-        <w:t>prompt engineering techniques such as Interview Approach, Chain of Thought (CoT), Tree of Thought (ToT), Zero-Shot, and Few-Shot prompting</w:t>
+        <w:t>prompt engineering techniques such as Interview Approach, Chain of Thought (</w:t>
+      </w:r>
+      <w:proofErr w:type="spellStart"/>
+      <w:r>
+        <w:rPr>
+          <w:rFonts w:ascii="Times New Roman" w:hAnsi="Times New Roman" w:cs="Times New Roman"/>
+          <w:b/>
+          <w:bCs/>
+        </w:rPr>
+        <w:t>CoT</w:t>
+      </w:r>
+      <w:proofErr w:type="spellEnd"/>
+      <w:r>
+        <w:rPr>
+          <w:rFonts w:ascii="Times New Roman" w:hAnsi="Times New Roman" w:cs="Times New Roman"/>
+          <w:b/>
+          <w:bCs/>
+        </w:rPr>
+        <w:t>), Tree of Thought (</w:t>
+      </w:r>
+      <w:proofErr w:type="spellStart"/>
+      <w:r>
+        <w:rPr>
+          <w:rFonts w:ascii="Times New Roman" w:hAnsi="Times New Roman" w:cs="Times New Roman"/>
+          <w:b/>
+          <w:bCs/>
+        </w:rPr>
+        <w:t>ToT</w:t>
+      </w:r>
+      <w:proofErr w:type="spellEnd"/>
+      <w:r>
+        <w:rPr>
+          <w:rFonts w:ascii="Times New Roman" w:hAnsi="Times New Roman" w:cs="Times New Roman"/>
+          <w:b/>
+          <w:bCs/>
+        </w:rPr>
+        <w:t>), Zero-Shot, and Few-Shot prompting</w:t>
       </w:r>
       <w:r>
         <w:rPr>
@@ -288,7 +371,43 @@
           <w:b/>
           <w:bCs/>
         </w:rPr>
-        <w:t>Interview Approach, Chain of Thought (CoT), and Tree of Thought (ToT)</w:t>
+        <w:t>Interview Approach, Chain of Thought (</w:t>
+      </w:r>
+      <w:proofErr w:type="spellStart"/>
+      <w:r>
+        <w:rPr>
+          <w:rFonts w:ascii="Times New Roman" w:hAnsi="Times New Roman" w:cs="Times New Roman"/>
+          <w:b/>
+          <w:bCs/>
+        </w:rPr>
+        <w:t>CoT</w:t>
+      </w:r>
+      <w:proofErr w:type="spellEnd"/>
+      <w:r>
+        <w:rPr>
+          <w:rFonts w:ascii="Times New Roman" w:hAnsi="Times New Roman" w:cs="Times New Roman"/>
+          <w:b/>
+          <w:bCs/>
+        </w:rPr>
+        <w:t>), and Tree of Thought (</w:t>
+      </w:r>
+      <w:proofErr w:type="spellStart"/>
+      <w:r>
+        <w:rPr>
+          <w:rFonts w:ascii="Times New Roman" w:hAnsi="Times New Roman" w:cs="Times New Roman"/>
+          <w:b/>
+          <w:bCs/>
+        </w:rPr>
+        <w:t>ToT</w:t>
+      </w:r>
+      <w:proofErr w:type="spellEnd"/>
+      <w:r>
+        <w:rPr>
+          <w:rFonts w:ascii="Times New Roman" w:hAnsi="Times New Roman" w:cs="Times New Roman"/>
+          <w:b/>
+          <w:bCs/>
+        </w:rPr>
+        <w:t>)</w:t>
       </w:r>
       <w:r>
         <w:rPr>
@@ -342,7 +461,21 @@
         <w:rPr>
           <w:rFonts w:ascii="Times New Roman" w:hAnsi="Times New Roman" w:cs="Times New Roman"/>
         </w:rPr>
-        <w:t>To compare and analyze the performance and applications of these prompting strategies.</w:t>
+        <w:t xml:space="preserve">To compare and </w:t>
+      </w:r>
+      <w:proofErr w:type="spellStart"/>
+      <w:r>
+        <w:rPr>
+          <w:rFonts w:ascii="Times New Roman" w:hAnsi="Times New Roman" w:cs="Times New Roman"/>
+        </w:rPr>
+        <w:t>analyze</w:t>
+      </w:r>
+      <w:proofErr w:type="spellEnd"/>
+      <w:r>
+        <w:rPr>
+          <w:rFonts w:ascii="Times New Roman" w:hAnsi="Times New Roman" w:cs="Times New Roman"/>
+        </w:rPr>
+        <w:t xml:space="preserve"> the performance and applications of these prompting strategies.</w:t>
       </w:r>
     </w:p>
     <w:p>
@@ -435,7 +568,25 @@
           <w:b/>
           <w:bCs/>
         </w:rPr>
-        <w:t>controlling model behavior, improving response quality, and solving complex tasks</w:t>
+        <w:t xml:space="preserve">controlling model </w:t>
+      </w:r>
+      <w:proofErr w:type="spellStart"/>
+      <w:r>
+        <w:rPr>
+          <w:rFonts w:ascii="Times New Roman" w:hAnsi="Times New Roman" w:cs="Times New Roman"/>
+          <w:b/>
+          <w:bCs/>
+        </w:rPr>
+        <w:t>behavior</w:t>
+      </w:r>
+      <w:proofErr w:type="spellEnd"/>
+      <w:r>
+        <w:rPr>
+          <w:rFonts w:ascii="Times New Roman" w:hAnsi="Times New Roman" w:cs="Times New Roman"/>
+          <w:b/>
+          <w:bCs/>
+        </w:rPr>
+        <w:t>, improving response quality, and solving complex tasks</w:t>
       </w:r>
       <w:r>
         <w:rPr>
@@ -695,7 +846,29 @@
           <w:sz w:val="24"/>
           <w:szCs w:val="24"/>
         </w:rPr>
-        <w:t>Chain of Thought (CoT)</w:t>
+        <w:t>Chain of Thought (</w:t>
+      </w:r>
+      <w:proofErr w:type="spellStart"/>
+      <w:r>
+        <w:rPr>
+          <w:rFonts w:ascii="Times New Roman" w:hAnsi="Times New Roman" w:cs="Times New Roman"/>
+          <w:b/>
+          <w:bCs/>
+          <w:sz w:val="24"/>
+          <w:szCs w:val="24"/>
+        </w:rPr>
+        <w:t>CoT</w:t>
+      </w:r>
+      <w:proofErr w:type="spellEnd"/>
+      <w:r>
+        <w:rPr>
+          <w:rFonts w:ascii="Times New Roman" w:hAnsi="Times New Roman" w:cs="Times New Roman"/>
+          <w:b/>
+          <w:bCs/>
+          <w:sz w:val="24"/>
+          <w:szCs w:val="24"/>
+        </w:rPr>
+        <w:t>)</w:t>
       </w:r>
     </w:p>
     <w:p>
@@ -765,7 +938,21 @@
         <w:rPr>
           <w:rFonts w:ascii="Times New Roman" w:hAnsi="Times New Roman" w:cs="Times New Roman"/>
         </w:rPr>
-        <w:t>Step 1: Analyze the problem</w:t>
+        <w:t xml:space="preserve">Step 1: </w:t>
+      </w:r>
+      <w:proofErr w:type="spellStart"/>
+      <w:r>
+        <w:rPr>
+          <w:rFonts w:ascii="Times New Roman" w:hAnsi="Times New Roman" w:cs="Times New Roman"/>
+        </w:rPr>
+        <w:t>Analyze</w:t>
+      </w:r>
+      <w:proofErr w:type="spellEnd"/>
+      <w:r>
+        <w:rPr>
+          <w:rFonts w:ascii="Times New Roman" w:hAnsi="Times New Roman" w:cs="Times New Roman"/>
+        </w:rPr>
+        <w:t xml:space="preserve"> the problem</w:t>
       </w:r>
     </w:p>
     <w:p>
@@ -852,7 +1039,29 @@
           <w:sz w:val="24"/>
           <w:szCs w:val="24"/>
         </w:rPr>
-        <w:t>Tree of Thought (ToT)</w:t>
+        <w:t>Tree of Thought (</w:t>
+      </w:r>
+      <w:proofErr w:type="spellStart"/>
+      <w:r>
+        <w:rPr>
+          <w:rFonts w:ascii="Times New Roman" w:hAnsi="Times New Roman" w:cs="Times New Roman"/>
+          <w:b/>
+          <w:bCs/>
+          <w:sz w:val="24"/>
+          <w:szCs w:val="24"/>
+        </w:rPr>
+        <w:t>ToT</w:t>
+      </w:r>
+      <w:proofErr w:type="spellEnd"/>
+      <w:r>
+        <w:rPr>
+          <w:rFonts w:ascii="Times New Roman" w:hAnsi="Times New Roman" w:cs="Times New Roman"/>
+          <w:b/>
+          <w:bCs/>
+          <w:sz w:val="24"/>
+          <w:szCs w:val="24"/>
+        </w:rPr>
+        <w:t>)</w:t>
       </w:r>
     </w:p>
     <w:p>
@@ -965,11 +1174,19 @@
           <w:rFonts w:ascii="Times New Roman" w:hAnsi="Times New Roman" w:cs="Times New Roman"/>
         </w:rPr>
       </w:pPr>
-      <w:r>
-        <w:rPr>
-          <w:rFonts w:ascii="Times New Roman" w:hAnsi="Times New Roman" w:cs="Times New Roman"/>
-        </w:rPr>
-        <w:t xml:space="preserve">ToT is useful for </w:t>
+      <w:proofErr w:type="spellStart"/>
+      <w:r>
+        <w:rPr>
+          <w:rFonts w:ascii="Times New Roman" w:hAnsi="Times New Roman" w:cs="Times New Roman"/>
+        </w:rPr>
+        <w:t>ToT</w:t>
+      </w:r>
+      <w:proofErr w:type="spellEnd"/>
+      <w:r>
+        <w:rPr>
+          <w:rFonts w:ascii="Times New Roman" w:hAnsi="Times New Roman" w:cs="Times New Roman"/>
+        </w:rPr>
+        <w:t xml:space="preserve"> is useful for </w:t>
       </w:r>
       <w:r>
         <w:rPr>
@@ -1471,11 +1688,19 @@
                 <w:rFonts w:ascii="Times New Roman" w:hAnsi="Times New Roman" w:cs="Times New Roman"/>
               </w:rPr>
             </w:pPr>
+            <w:proofErr w:type="spellStart"/>
             <w:r>
               <w:rPr>
                 <w:rFonts w:ascii="Times New Roman" w:hAnsi="Times New Roman" w:cs="Times New Roman"/>
               </w:rPr>
-              <w:t>Jupyter Notebook</w:t>
+              <w:t>Jupyter</w:t>
+            </w:r>
+            <w:proofErr w:type="spellEnd"/>
+            <w:r>
+              <w:rPr>
+                <w:rFonts w:ascii="Times New Roman" w:hAnsi="Times New Roman" w:cs="Times New Roman"/>
+              </w:rPr>
+              <w:t xml:space="preserve"> Notebook</w:t>
             </w:r>
           </w:p>
         </w:tc>
@@ -1755,7 +1980,21 @@
           <w:rFonts w:ascii="Times New Roman" w:hAnsi="Times New Roman" w:cs="Times New Roman"/>
         </w:rPr>
         <w:br/>
-        <w:t>Step 9: Analyze accuracy, reasoning quality, and response structure.</w:t>
+        <w:t xml:space="preserve">Step 9: </w:t>
+      </w:r>
+      <w:proofErr w:type="spellStart"/>
+      <w:r>
+        <w:rPr>
+          <w:rFonts w:ascii="Times New Roman" w:hAnsi="Times New Roman" w:cs="Times New Roman"/>
+        </w:rPr>
+        <w:t>Analyze</w:t>
+      </w:r>
+      <w:proofErr w:type="spellEnd"/>
+      <w:r>
+        <w:rPr>
+          <w:rFonts w:ascii="Times New Roman" w:hAnsi="Times New Roman" w:cs="Times New Roman"/>
+        </w:rPr>
+        <w:t xml:space="preserve"> accuracy, reasoning quality, and response structure.</w:t>
       </w:r>
     </w:p>
     <w:p>
@@ -2115,7 +2354,35 @@
         <w:rPr>
           <w:rFonts w:ascii="Times New Roman" w:hAnsi="Times New Roman" w:cs="Times New Roman"/>
         </w:rPr>
-        <w:t>The comparison shows that Few-Shot, CoT, and ToT approaches generally produce better reasoning and structured answers compared to Zero-Shot prompting.</w:t>
+        <w:t xml:space="preserve">The comparison shows that Few-Shot, </w:t>
+      </w:r>
+      <w:proofErr w:type="spellStart"/>
+      <w:r>
+        <w:rPr>
+          <w:rFonts w:ascii="Times New Roman" w:hAnsi="Times New Roman" w:cs="Times New Roman"/>
+        </w:rPr>
+        <w:t>CoT</w:t>
+      </w:r>
+      <w:proofErr w:type="spellEnd"/>
+      <w:r>
+        <w:rPr>
+          <w:rFonts w:ascii="Times New Roman" w:hAnsi="Times New Roman" w:cs="Times New Roman"/>
+        </w:rPr>
+        <w:t xml:space="preserve">, and </w:t>
+      </w:r>
+      <w:proofErr w:type="spellStart"/>
+      <w:r>
+        <w:rPr>
+          <w:rFonts w:ascii="Times New Roman" w:hAnsi="Times New Roman" w:cs="Times New Roman"/>
+        </w:rPr>
+        <w:t>ToT</w:t>
+      </w:r>
+      <w:proofErr w:type="spellEnd"/>
+      <w:r>
+        <w:rPr>
+          <w:rFonts w:ascii="Times New Roman" w:hAnsi="Times New Roman" w:cs="Times New Roman"/>
+        </w:rPr>
+        <w:t xml:space="preserve"> approaches generally produce better reasoning and structured answers compared to Zero-Shot prompting.</w:t>
       </w:r>
     </w:p>
     <w:p>
@@ -2152,7 +2419,49 @@
         <w:rPr>
           <w:rFonts w:ascii="Times New Roman" w:hAnsi="Times New Roman" w:cs="Times New Roman"/>
         </w:rPr>
-        <w:t>In this experiment, different prompt engineering techniques such as Interview Approach, Chain of Thought, Tree of Thought, Zero-Shot, and Few-Shot prompting were implemented and analyzed. The results showed that structured prompting methods like Few-Shot, CoT, and ToT significantly improve reasoning and response quality compared to simple Zero-Shot prompting. This experiment highlights the importance of prompt engineering in effectively utilizing Large Language Models.</w:t>
+        <w:t xml:space="preserve">In this experiment, different prompt engineering techniques such as Interview Approach, Chain of Thought, Tree of Thought, Zero-Shot, and Few-Shot prompting were implemented and </w:t>
+      </w:r>
+      <w:proofErr w:type="spellStart"/>
+      <w:r>
+        <w:rPr>
+          <w:rFonts w:ascii="Times New Roman" w:hAnsi="Times New Roman" w:cs="Times New Roman"/>
+        </w:rPr>
+        <w:t>analyzed</w:t>
+      </w:r>
+      <w:proofErr w:type="spellEnd"/>
+      <w:r>
+        <w:rPr>
+          <w:rFonts w:ascii="Times New Roman" w:hAnsi="Times New Roman" w:cs="Times New Roman"/>
+        </w:rPr>
+        <w:t xml:space="preserve">. The results showed that structured prompting methods like Few-Shot, </w:t>
+      </w:r>
+      <w:proofErr w:type="spellStart"/>
+      <w:r>
+        <w:rPr>
+          <w:rFonts w:ascii="Times New Roman" w:hAnsi="Times New Roman" w:cs="Times New Roman"/>
+        </w:rPr>
+        <w:t>CoT</w:t>
+      </w:r>
+      <w:proofErr w:type="spellEnd"/>
+      <w:r>
+        <w:rPr>
+          <w:rFonts w:ascii="Times New Roman" w:hAnsi="Times New Roman" w:cs="Times New Roman"/>
+        </w:rPr>
+        <w:t xml:space="preserve">, and </w:t>
+      </w:r>
+      <w:proofErr w:type="spellStart"/>
+      <w:r>
+        <w:rPr>
+          <w:rFonts w:ascii="Times New Roman" w:hAnsi="Times New Roman" w:cs="Times New Roman"/>
+        </w:rPr>
+        <w:t>ToT</w:t>
+      </w:r>
+      <w:proofErr w:type="spellEnd"/>
+      <w:r>
+        <w:rPr>
+          <w:rFonts w:ascii="Times New Roman" w:hAnsi="Times New Roman" w:cs="Times New Roman"/>
+        </w:rPr>
+        <w:t xml:space="preserve"> significantly improve reasoning and response quality compared to simple Zero-Shot prompting. This experiment highlights the importance of prompt engineering in effectively utilizing Large Language Models.</w:t>
       </w:r>
     </w:p>
     <w:p>
@@ -4148,7 +4457,6 @@
   <w:style w:type="character" w:default="1" w:styleId="DefaultParagraphFont">
     <w:name w:val="Default Paragraph Font"/>
     <w:uiPriority w:val="1"/>
-    <w:semiHidden/>
     <w:unhideWhenUsed/>
   </w:style>
   <w:style w:type="table" w:default="1" w:styleId="TableNormal">
